--- a/handout/Data-Is-Everywhere-Handout.docx
+++ b/handout/Data-Is-Everywhere-Handout.docx
@@ -15,7 +15,7 @@
           <w:sz w:val="20"/>
           <w:szCs w:val="20"/>
         </w:rPr>
-        <w:t xml:space="preserve">Bentonville Schools Tech Club  ·  Mission 1: Data</w:t>
+        <w:t xml:space="preserve">Tech4all  ·  Bentonville Schools  ·  Mission 1: Data</w:t>
       </w:r>
     </w:p>
     <w:p>
@@ -3161,7 +3161,7 @@
           <w:sz w:val="19"/>
           <w:szCs w:val="19"/>
         </w:rPr>
-        <w:t xml:space="preserve">All Wi-Fi numbers in this handout are sample data, made up for teaching. The GitHub project in section 11 is real.</w:t>
+        <w:t xml:space="preserve">All Wi-Fi numbers in this handout are sample data, made up for teaching. The GitHub project in section 12 is real; the JSON file shown there is our own example in the same format.</w:t>
       </w:r>
     </w:p>
     <w:p>
@@ -15546,7 +15546,27 @@
           <w:sz w:val="21"/>
           <w:szCs w:val="21"/>
         </w:rPr>
-        <w:t xml:space="preserve">, a labeled format that computers read easily. Their script asked Speedtest for JSON, kept the numbers they needed, and added labels like the room and the date.</w:t>
+        <w:t xml:space="preserve">, a labeled format that computers read easily. Their script asked Speedtest for JSON, kept the numbers they needed, and added labels like the room and the date. Below is a </w:t>
+      </w:r>
+      <w:r>
+        <w:rPr>
+          <w:rFonts w:ascii="Calibri" w:cs="Calibri" w:eastAsia="Calibri" w:hAnsi="Calibri"/>
+          <w:b/>
+          <w:bCs/>
+          <w:color w:val="1F2933"/>
+          <w:sz w:val="21"/>
+          <w:szCs w:val="21"/>
+        </w:rPr>
+        <w:t xml:space="preserve">made-up example in the same format</w:t>
+      </w:r>
+      <w:r>
+        <w:rPr>
+          <w:rFonts w:ascii="Calibri" w:cs="Calibri" w:eastAsia="Calibri" w:hAnsi="Calibri"/>
+          <w:color w:val="1F2933"/>
+          <w:sz w:val="21"/>
+          <w:szCs w:val="21"/>
+        </w:rPr>
+        <w:t xml:space="preserve">; their repository has the real runs.</w:t>
       </w:r>
     </w:p>
     <w:tbl>
@@ -15598,7 +15618,7 @@
                 <w:sz w:val="18"/>
                 <w:szCs w:val="18"/>
               </w:rPr>
-              <w:t xml:space="preserve">A real saved run: data/test1.json (Sept 4, 2022)</w:t>
+              <w:t xml:space="preserve">Example saved run, in the same format as theirs (made up for teaching)</w:t>
             </w:r>
           </w:p>
           <w:p>
@@ -15640,7 +15660,7 @@
                 <w:sz w:val="18"/>
                 <w:szCs w:val="18"/>
               </w:rPr>
-              <w:t xml:space="preserve">  "day": "2022-09-04",</w:t>
+              <w:t xml:space="preserve">  "day": "2026-10-20",</w:t>
             </w:r>
           </w:p>
           <w:p>
@@ -15654,7 +15674,7 @@
                 <w:sz w:val="18"/>
                 <w:szCs w:val="18"/>
               </w:rPr>
-              <w:t xml:space="preserve">  "location": "upper_west",</w:t>
+              <w:t xml:space="preserve">  "location": "living_room",</w:t>
             </w:r>
           </w:p>
           <w:p>
@@ -15668,7 +15688,7 @@
                 <w:sz w:val="18"/>
                 <w:szCs w:val="18"/>
               </w:rPr>
-              <w:t xml:space="preserve">  "computer": "HP ProBook 450 G5",</w:t>
+              <w:t xml:space="preserve">  "computer": "school_laptop",</w:t>
             </w:r>
           </w:p>
           <w:p>
@@ -15710,7 +15730,7 @@
                 <w:sz w:val="18"/>
                 <w:szCs w:val="18"/>
               </w:rPr>
-              <w:t xml:space="preserve">    "time":     ["16:38:34", "16:39:47", "16:43:13", "16:45:29", "16:47:07"],</w:t>
+              <w:t xml:space="preserve">    "time":     ["14:05:12", "14:07:48", "14:11:30", "14:13:02", "14:16:41"],</w:t>
             </w:r>
           </w:p>
           <w:p>
@@ -15724,7 +15744,7 @@
                 <w:sz w:val="18"/>
                 <w:szCs w:val="18"/>
               </w:rPr>
-              <w:t xml:space="preserve">    "jitter":   [1.044, 1.189, 1.904, 0.514, 2.18],</w:t>
+              <w:t xml:space="preserve">    "jitter":   [0.9, 2.3, 1.1, 2.8, 0.7],</w:t>
             </w:r>
           </w:p>
           <w:p>
@@ -15738,7 +15758,7 @@
                 <w:sz w:val="18"/>
                 <w:szCs w:val="18"/>
               </w:rPr>
-              <w:t xml:space="preserve">    "latency":  [14.797, 13.487, 12.067, 13.509, 13.444],</w:t>
+              <w:t xml:space="preserve">    "latency":  [13.2, 15.8, 12.6, 16.4, 12.9],</w:t>
             </w:r>
           </w:p>
           <w:p>
@@ -15752,7 +15772,7 @@
                 <w:sz w:val="18"/>
                 <w:szCs w:val="18"/>
               </w:rPr>
-              <w:t xml:space="preserve">    "download": [157.935456, 121.17854, 121.29388, 152.303892, 170.274728],</w:t>
+              <w:t xml:space="preserve">    "download": [142.6, 98.3, 131.9, 87.4, 155.2],</w:t>
             </w:r>
           </w:p>
           <w:p>
@@ -15766,7 +15786,7 @@
                 <w:sz w:val="18"/>
                 <w:szCs w:val="18"/>
               </w:rPr>
-              <w:t xml:space="preserve">    "upload":   [10.703478, 7.654459, 9.4381, 9.449713, 8.825212]</w:t>
+              <w:t xml:space="preserve">    "upload":   [9.8, 7.1, 10.4, 6.9, 11.2]</w:t>
             </w:r>
           </w:p>
           <w:p>
@@ -16037,7 +16057,7 @@
                 <w:sz w:val="21"/>
                 <w:szCs w:val="21"/>
               </w:rPr>
-              <w:t xml:space="preserve">Five lists, one value per test, in order. Test 1 ran at 16:38:34 and downloaded at about 158 Mbps.</w:t>
+              <w:t xml:space="preserve">Five lists, one value per test, in order. Test 1 ran at 14:05:12 and downloaded at about 143 Mbps.</w:t>
             </w:r>
           </w:p>
         </w:tc>
@@ -16110,7 +16130,7 @@
                 <w:sz w:val="21"/>
                 <w:szCs w:val="21"/>
               </w:rPr>
-              <w:t xml:space="preserve">158, 121, 121, 152, 170 Mbps: same room, minutes apart. That’s why speeds “varied far more than expected.”</w:t>
+              <w:t xml:space="preserve">143, 98, 132, 87, 155 Mbps: same room, minutes apart. Their real runs jumped around like this too, which is why they found speeds “varied far more than expected.”</w:t>
             </w:r>
           </w:p>
         </w:tc>
@@ -17905,7 +17925,7 @@
         <w:sz w:val="16"/>
         <w:szCs w:val="16"/>
       </w:rPr>
-      <w:t xml:space="preserve">Data Is Everywhere  ·  Bentonville Schools Tech Club</w:t>
+      <w:t xml:space="preserve">Data Is Everywhere  ·  Tech4all, Bentonville Schools</w:t>
     </w:r>
     <w:r>
       <w:rPr>
